--- a/pr-preview/pr-91/basic-statistical-methods-handout.docx
+++ b/pr-preview/pr-91/basic-statistical-methods-handout.docx
@@ -15,7 +15,7 @@
         <w:pStyle w:val="Date"/>
       </w:pPr>
       <w:r>
-        <w:t xml:space="preserve">Last modified: 2026-10-08 17:44:04 (PDT)</w:t>
+        <w:t xml:space="preserve">Last modified: 2026-10-08 19:32:20 (PDT)</w:t>
       </w:r>
     </w:p>
     <w:bookmarkStart w:id="13" w:name="introduction"/>

--- a/pr-preview/pr-91/basic-statistical-methods-handout.docx
+++ b/pr-preview/pr-91/basic-statistical-methods-handout.docx
@@ -15,7 +15,7 @@
         <w:pStyle w:val="Date"/>
       </w:pPr>
       <w:r>
-        <w:t xml:space="preserve">Last modified: 2026-10-08 19:32:20 (PDT)</w:t>
+        <w:t xml:space="preserve">Last modified: 2026-10-08 19:43:37 (PDT)</w:t>
       </w:r>
     </w:p>
     <w:bookmarkStart w:id="13" w:name="introduction"/>

--- a/pr-preview/pr-91/basic-statistical-methods-handout.docx
+++ b/pr-preview/pr-91/basic-statistical-methods-handout.docx
@@ -15,7 +15,7 @@
         <w:pStyle w:val="Date"/>
       </w:pPr>
       <w:r>
-        <w:t xml:space="preserve">Last modified: 2026-10-08 19:43:37 (PDT)</w:t>
+        <w:t xml:space="preserve">Last modified: 2026-10-09 02:07:19 (PDT)</w:t>
       </w:r>
     </w:p>
     <w:bookmarkStart w:id="13" w:name="introduction"/>

--- a/pr-preview/pr-91/basic-statistical-methods-handout.docx
+++ b/pr-preview/pr-91/basic-statistical-methods-handout.docx
@@ -15,7 +15,7 @@
         <w:pStyle w:val="Date"/>
       </w:pPr>
       <w:r>
-        <w:t xml:space="preserve">Last modified: 2026-10-09 02:07:19 (PDT)</w:t>
+        <w:t xml:space="preserve">Last modified: 2026-10-09 13:24:16 (PDT)</w:t>
       </w:r>
     </w:p>
     <w:bookmarkStart w:id="13" w:name="introduction"/>
@@ -14660,125 +14660,168 @@
       <w:r>
         <w:t xml:space="preserve">, so</w:t>
       </w:r>
-      <w:r>
-        <w:t xml:space="preserve"> </w:t>
-      </w:r>
-      <m:oMath>
-        <m:sSub>
-          <m:e>
-            <m:r>
-              <m:rPr>
-                <m:nor/>
-                <m:sty m:val="p"/>
-              </m:rPr>
-              <m:t>MS</m:t>
-            </m:r>
-          </m:e>
-          <m:sub>
-            <m:r>
-              <m:rPr>
-                <m:nor/>
-                <m:sty m:val="p"/>
-              </m:rPr>
-              <m:t>between</m:t>
-            </m:r>
-          </m:sub>
-        </m:sSub>
-        <m:r>
-          <m:rPr>
-            <m:sty m:val="p"/>
-          </m:rPr>
-          <m:t>=</m:t>
-        </m:r>
-        <m:r>
-          <m:t>13.5</m:t>
-        </m:r>
-        <m:r>
-          <m:rPr>
-            <m:sty m:val="p"/>
-          </m:rPr>
-          <m:t>/</m:t>
-        </m:r>
-        <m:r>
-          <m:t>1</m:t>
-        </m:r>
-        <m:r>
-          <m:rPr>
-            <m:sty m:val="p"/>
-          </m:rPr>
-          <m:t>=</m:t>
-        </m:r>
-        <m:r>
-          <m:t>13.5</m:t>
-        </m:r>
-      </m:oMath>
-      <w:r>
-        <w:t xml:space="preserve"> </w:t>
-      </w:r>
+    </w:p>
+    <w:p>
+      <w:pPr>
+        <w:pStyle w:val="BodyText"/>
+      </w:pPr>
+      <m:oMathPara>
+        <m:oMathParaPr>
+          <m:jc m:val="center"/>
+        </m:oMathParaPr>
+        <m:oMath>
+          <m:eqArr>
+            <m:e>
+              <m:sSub>
+                <m:e>
+                  <m:r>
+                    <m:rPr>
+                      <m:nor/>
+                      <m:sty m:val="p"/>
+                    </m:rPr>
+                    <m:t>MS</m:t>
+                  </m:r>
+                </m:e>
+                <m:sub>
+                  <m:r>
+                    <m:rPr>
+                      <m:nor/>
+                      <m:sty m:val="p"/>
+                    </m:rPr>
+                    <m:t>between</m:t>
+                  </m:r>
+                </m:sub>
+              </m:sSub>
+              <m:r>
+                <m:t>&amp;</m:t>
+              </m:r>
+              <m:r>
+                <m:rPr>
+                  <m:sty m:val="p"/>
+                </m:rPr>
+                <m:t>=</m:t>
+              </m:r>
+              <m:r>
+                <m:t>13.5</m:t>
+              </m:r>
+              <m:r>
+                <m:rPr>
+                  <m:sty m:val="p"/>
+                </m:rPr>
+                <m:t>/</m:t>
+              </m:r>
+              <m:r>
+                <m:t>1</m:t>
+              </m:r>
+            </m:e>
+            <m:e>
+              <m:r>
+                <m:t>&amp;</m:t>
+              </m:r>
+              <m:r>
+                <m:rPr>
+                  <m:sty m:val="p"/>
+                </m:rPr>
+                <m:t>=</m:t>
+              </m:r>
+              <m:r>
+                <m:t>13.5</m:t>
+              </m:r>
+            </m:e>
+          </m:eqArr>
+        </m:oMath>
+      </m:oMathPara>
+    </w:p>
+    <w:p>
+      <w:pPr>
+        <w:pStyle w:val="FirstParagraph"/>
+      </w:pPr>
       <w:r>
         <w:t xml:space="preserve">and</w:t>
       </w:r>
-      <w:r>
-        <w:t xml:space="preserve"> </w:t>
-      </w:r>
-      <m:oMath>
-        <m:sSub>
-          <m:e>
-            <m:r>
-              <m:rPr>
-                <m:nor/>
-                <m:sty m:val="p"/>
-              </m:rPr>
-              <m:t>MS</m:t>
-            </m:r>
-          </m:e>
-          <m:sub>
-            <m:r>
-              <m:rPr>
-                <m:nor/>
-                <m:sty m:val="p"/>
-              </m:rPr>
-              <m:t>within</m:t>
-            </m:r>
-          </m:sub>
-        </m:sSub>
-        <m:r>
-          <m:rPr>
-            <m:sty m:val="p"/>
-          </m:rPr>
-          <m:t>=</m:t>
-        </m:r>
-        <m:r>
-          <m:t>4</m:t>
-        </m:r>
-        <m:r>
-          <m:rPr>
-            <m:sty m:val="p"/>
-          </m:rPr>
-          <m:t>/</m:t>
-        </m:r>
-        <m:r>
-          <m:t>4</m:t>
-        </m:r>
-        <m:r>
-          <m:rPr>
-            <m:sty m:val="p"/>
-          </m:rPr>
-          <m:t>=</m:t>
-        </m:r>
-        <m:r>
-          <m:t>1</m:t>
-        </m:r>
-      </m:oMath>
-      <w:r>
-        <w:t xml:space="preserve">.</w:t>
-      </w:r>
+    </w:p>
+    <w:p>
+      <w:pPr>
+        <w:pStyle w:val="BodyText"/>
+      </w:pPr>
+      <m:oMathPara>
+        <m:oMathParaPr>
+          <m:jc m:val="center"/>
+        </m:oMathParaPr>
+        <m:oMath>
+          <m:eqArr>
+            <m:e>
+              <m:sSub>
+                <m:e>
+                  <m:r>
+                    <m:rPr>
+                      <m:nor/>
+                      <m:sty m:val="p"/>
+                    </m:rPr>
+                    <m:t>MS</m:t>
+                  </m:r>
+                </m:e>
+                <m:sub>
+                  <m:r>
+                    <m:rPr>
+                      <m:nor/>
+                      <m:sty m:val="p"/>
+                    </m:rPr>
+                    <m:t>within</m:t>
+                  </m:r>
+                </m:sub>
+              </m:sSub>
+              <m:r>
+                <m:t>&amp;</m:t>
+              </m:r>
+              <m:r>
+                <m:rPr>
+                  <m:sty m:val="p"/>
+                </m:rPr>
+                <m:t>=</m:t>
+              </m:r>
+              <m:r>
+                <m:t>4</m:t>
+              </m:r>
+              <m:r>
+                <m:rPr>
+                  <m:sty m:val="p"/>
+                </m:rPr>
+                <m:t>/</m:t>
+              </m:r>
+              <m:r>
+                <m:t>4</m:t>
+              </m:r>
+            </m:e>
+            <m:e>
+              <m:r>
+                <m:t>&amp;</m:t>
+              </m:r>
+              <m:r>
+                <m:rPr>
+                  <m:sty m:val="p"/>
+                </m:rPr>
+                <m:t>=</m:t>
+              </m:r>
+              <m:r>
+                <m:t>1</m:t>
+              </m:r>
+              <m:r>
+                <m:rPr>
+                  <m:sty m:val="p"/>
+                </m:rPr>
+                <m:t>.</m:t>
+              </m:r>
+            </m:e>
+          </m:eqArr>
+        </m:oMath>
+      </m:oMathPara>
     </w:p>
     <w:bookmarkEnd w:id="67"/>
     <w:bookmarkStart w:id="69" w:name="def-one-way-anova"/>
     <w:p>
       <w:pPr>
-        <w:pStyle w:val="BodyText"/>
+        <w:pStyle w:val="FirstParagraph"/>
       </w:pPr>
       <w:r>
         <w:rPr>
@@ -14884,92 +14927,118 @@
       <w:r>
         <w:t xml:space="preserve">F-test of</w:t>
       </w:r>
-      <w:r>
-        <w:t xml:space="preserve"> </w:t>
-      </w:r>
-      <m:oMath>
-        <m:sSub>
-          <m:e>
-            <m:r>
-              <m:t>H</m:t>
-            </m:r>
-          </m:e>
-          <m:sub>
-            <m:r>
-              <m:t>0</m:t>
-            </m:r>
-          </m:sub>
-        </m:sSub>
-        <m:r>
-          <m:rPr>
-            <m:sty m:val="p"/>
-          </m:rPr>
-          <m:t>:</m:t>
-        </m:r>
-        <m:sSub>
-          <m:e>
-            <m:r>
-              <m:t>μ</m:t>
-            </m:r>
-          </m:e>
-          <m:sub>
-            <m:r>
-              <m:t>1</m:t>
-            </m:r>
-          </m:sub>
-        </m:sSub>
-        <m:r>
-          <m:rPr>
-            <m:sty m:val="p"/>
-          </m:rPr>
-          <m:t>=</m:t>
-        </m:r>
-        <m:sSub>
-          <m:e>
-            <m:r>
-              <m:t>μ</m:t>
-            </m:r>
-          </m:e>
-          <m:sub>
-            <m:r>
-              <m:t>2</m:t>
-            </m:r>
-          </m:sub>
-        </m:sSub>
-        <m:r>
-          <m:rPr>
-            <m:sty m:val="p"/>
-          </m:rPr>
-          <m:t>=</m:t>
-        </m:r>
-        <m:r>
-          <m:rPr>
-            <m:sty m:val="p"/>
-          </m:rPr>
-          <m:t>⋯</m:t>
-        </m:r>
-        <m:r>
-          <m:rPr>
-            <m:sty m:val="p"/>
-          </m:rPr>
-          <m:t>=</m:t>
-        </m:r>
-        <m:sSub>
-          <m:e>
-            <m:r>
-              <m:t>μ</m:t>
-            </m:r>
-          </m:e>
-          <m:sub>
-            <m:r>
-              <m:t>k</m:t>
-            </m:r>
-          </m:sub>
-        </m:sSub>
-      </m:oMath>
-      <w:r>
-        <w:t xml:space="preserve"> </w:t>
-      </w:r>
+    </w:p>
+    <w:p>
+      <w:pPr>
+        <w:pStyle w:val="BodyText"/>
+      </w:pPr>
+      <m:oMathPara>
+        <m:oMathParaPr>
+          <m:jc m:val="center"/>
+        </m:oMathParaPr>
+        <m:oMath>
+          <m:eqArr>
+            <m:e>
+              <m:sSub>
+                <m:e>
+                  <m:r>
+                    <m:t>H</m:t>
+                  </m:r>
+                </m:e>
+                <m:sub>
+                  <m:r>
+                    <m:t>0</m:t>
+                  </m:r>
+                </m:sub>
+              </m:sSub>
+              <m:r>
+                <m:rPr>
+                  <m:sty m:val="p"/>
+                </m:rPr>
+                <m:t>:</m:t>
+              </m:r>
+              <m:sSub>
+                <m:e>
+                  <m:r>
+                    <m:t>μ</m:t>
+                  </m:r>
+                </m:e>
+                <m:sub>
+                  <m:r>
+                    <m:t>1</m:t>
+                  </m:r>
+                </m:sub>
+              </m:sSub>
+              <m:r>
+                <m:t>&amp;</m:t>
+              </m:r>
+              <m:r>
+                <m:rPr>
+                  <m:sty m:val="p"/>
+                </m:rPr>
+                <m:t>=</m:t>
+              </m:r>
+              <m:sSub>
+                <m:e>
+                  <m:r>
+                    <m:t>μ</m:t>
+                  </m:r>
+                </m:e>
+                <m:sub>
+                  <m:r>
+                    <m:t>2</m:t>
+                  </m:r>
+                </m:sub>
+              </m:sSub>
+            </m:e>
+            <m:e>
+              <m:r>
+                <m:t>&amp;</m:t>
+              </m:r>
+              <m:r>
+                <m:rPr>
+                  <m:sty m:val="p"/>
+                </m:rPr>
+                <m:t>=</m:t>
+              </m:r>
+              <m:r>
+                <m:rPr>
+                  <m:sty m:val="p"/>
+                </m:rPr>
+                <m:t>⋯</m:t>
+              </m:r>
+            </m:e>
+            <m:e>
+              <m:r>
+                <m:t>&amp;</m:t>
+              </m:r>
+              <m:r>
+                <m:rPr>
+                  <m:sty m:val="p"/>
+                </m:rPr>
+                <m:t>=</m:t>
+              </m:r>
+              <m:sSub>
+                <m:e>
+                  <m:r>
+                    <m:t>μ</m:t>
+                  </m:r>
+                </m:e>
+                <m:sub>
+                  <m:r>
+                    <m:t>k</m:t>
+                  </m:r>
+                </m:sub>
+              </m:sSub>
+            </m:e>
+          </m:eqArr>
+        </m:oMath>
+      </m:oMathPara>
+    </w:p>
+    <w:p>
+      <w:pPr>
+        <w:pStyle w:val="FirstParagraph"/>
+      </w:pPr>
       <w:r>
         <w:t xml:space="preserve">against the alternative that at least two group means differ</w:t>
       </w:r>
@@ -15282,50 +15351,72 @@
       <w:r>
         <w:t xml:space="preserve">,</w:t>
       </w:r>
-      <w:r>
-        <w:t xml:space="preserve"> </w:t>
-      </w:r>
-      <m:oMath>
-        <m:r>
-          <m:t>F</m:t>
-        </m:r>
-        <m:r>
-          <m:rPr>
-            <m:sty m:val="p"/>
-          </m:rPr>
-          <m:t>=</m:t>
-        </m:r>
-        <m:r>
-          <m:t>13.5</m:t>
-        </m:r>
-        <m:r>
-          <m:rPr>
-            <m:sty m:val="p"/>
-          </m:rPr>
-          <m:t>/</m:t>
-        </m:r>
-        <m:r>
-          <m:t>1</m:t>
-        </m:r>
-        <m:r>
-          <m:rPr>
-            <m:sty m:val="p"/>
-          </m:rPr>
-          <m:t>=</m:t>
-        </m:r>
-        <m:r>
-          <m:t>13.5</m:t>
-        </m:r>
-      </m:oMath>
-      <w:r>
-        <w:t xml:space="preserve">.</w:t>
-      </w:r>
+    </w:p>
+    <w:p>
+      <w:pPr>
+        <w:pStyle w:val="BodyText"/>
+      </w:pPr>
+      <m:oMathPara>
+        <m:oMathParaPr>
+          <m:jc m:val="center"/>
+        </m:oMathParaPr>
+        <m:oMath>
+          <m:eqArr>
+            <m:e>
+              <m:r>
+                <m:t>F</m:t>
+              </m:r>
+              <m:r>
+                <m:t>&amp;</m:t>
+              </m:r>
+              <m:r>
+                <m:rPr>
+                  <m:sty m:val="p"/>
+                </m:rPr>
+                <m:t>=</m:t>
+              </m:r>
+              <m:r>
+                <m:t>13.5</m:t>
+              </m:r>
+              <m:r>
+                <m:rPr>
+                  <m:sty m:val="p"/>
+                </m:rPr>
+                <m:t>/</m:t>
+              </m:r>
+              <m:r>
+                <m:t>1</m:t>
+              </m:r>
+            </m:e>
+            <m:e>
+              <m:r>
+                <m:t>&amp;</m:t>
+              </m:r>
+              <m:r>
+                <m:rPr>
+                  <m:sty m:val="p"/>
+                </m:rPr>
+                <m:t>=</m:t>
+              </m:r>
+              <m:r>
+                <m:t>13.5</m:t>
+              </m:r>
+              <m:r>
+                <m:rPr>
+                  <m:sty m:val="p"/>
+                </m:rPr>
+                <m:t>.</m:t>
+              </m:r>
+            </m:e>
+          </m:eqArr>
+        </m:oMath>
+      </m:oMathPara>
     </w:p>
     <w:bookmarkEnd w:id="70"/>
     <w:bookmarkStart w:id="71" w:name="thm-anova-null"/>
     <w:p>
       <w:pPr>
-        <w:pStyle w:val="BodyText"/>
+        <w:pStyle w:val="FirstParagraph"/>
       </w:pPr>
       <w:r>
         <w:rPr>
@@ -15438,74 +15529,95 @@
       <w:r>
         <w:t xml:space="preserve">If</w:t>
       </w:r>
-      <w:r>
-        <w:t xml:space="preserve"> </w:t>
-      </w:r>
-      <m:oMath>
-        <m:sSub>
-          <m:e>
-            <m:r>
-              <m:t>H</m:t>
-            </m:r>
-          </m:e>
-          <m:sub>
-            <m:r>
-              <m:t>0</m:t>
-            </m:r>
-          </m:sub>
-        </m:sSub>
-        <m:r>
-          <m:rPr>
-            <m:sty m:val="p"/>
-          </m:rPr>
-          <m:t>:</m:t>
-        </m:r>
-        <m:sSub>
-          <m:e>
-            <m:r>
-              <m:t>μ</m:t>
-            </m:r>
-          </m:e>
-          <m:sub>
-            <m:r>
-              <m:t>1</m:t>
-            </m:r>
-          </m:sub>
-        </m:sSub>
-        <m:r>
-          <m:rPr>
-            <m:sty m:val="p"/>
-          </m:rPr>
-          <m:t>=</m:t>
-        </m:r>
-        <m:r>
-          <m:rPr>
-            <m:sty m:val="p"/>
-          </m:rPr>
-          <m:t>⋯</m:t>
-        </m:r>
-        <m:r>
-          <m:rPr>
-            <m:sty m:val="p"/>
-          </m:rPr>
-          <m:t>=</m:t>
-        </m:r>
-        <m:sSub>
-          <m:e>
-            <m:r>
-              <m:t>μ</m:t>
-            </m:r>
-          </m:e>
-          <m:sub>
-            <m:r>
-              <m:t>k</m:t>
-            </m:r>
-          </m:sub>
-        </m:sSub>
-      </m:oMath>
-      <w:r>
-        <w:t xml:space="preserve"> </w:t>
-      </w:r>
+    </w:p>
+    <w:p>
+      <w:pPr>
+        <w:pStyle w:val="BodyText"/>
+      </w:pPr>
+      <m:oMathPara>
+        <m:oMathParaPr>
+          <m:jc m:val="center"/>
+        </m:oMathParaPr>
+        <m:oMath>
+          <m:eqArr>
+            <m:e>
+              <m:sSub>
+                <m:e>
+                  <m:r>
+                    <m:t>H</m:t>
+                  </m:r>
+                </m:e>
+                <m:sub>
+                  <m:r>
+                    <m:t>0</m:t>
+                  </m:r>
+                </m:sub>
+              </m:sSub>
+              <m:r>
+                <m:rPr>
+                  <m:sty m:val="p"/>
+                </m:rPr>
+                <m:t>:</m:t>
+              </m:r>
+              <m:sSub>
+                <m:e>
+                  <m:r>
+                    <m:t>μ</m:t>
+                  </m:r>
+                </m:e>
+                <m:sub>
+                  <m:r>
+                    <m:t>1</m:t>
+                  </m:r>
+                </m:sub>
+              </m:sSub>
+              <m:r>
+                <m:t>&amp;</m:t>
+              </m:r>
+              <m:r>
+                <m:rPr>
+                  <m:sty m:val="p"/>
+                </m:rPr>
+                <m:t>=</m:t>
+              </m:r>
+              <m:r>
+                <m:rPr>
+                  <m:sty m:val="p"/>
+                </m:rPr>
+                <m:t>⋯</m:t>
+              </m:r>
+            </m:e>
+            <m:e>
+              <m:r>
+                <m:t>&amp;</m:t>
+              </m:r>
+              <m:r>
+                <m:rPr>
+                  <m:sty m:val="p"/>
+                </m:rPr>
+                <m:t>=</m:t>
+              </m:r>
+              <m:sSub>
+                <m:e>
+                  <m:r>
+                    <m:t>μ</m:t>
+                  </m:r>
+                </m:e>
+                <m:sub>
+                  <m:r>
+                    <m:t>k</m:t>
+                  </m:r>
+                </m:sub>
+              </m:sSub>
+            </m:e>
+          </m:eqArr>
+        </m:oMath>
+      </m:oMathPara>
+    </w:p>
+    <w:p>
+      <w:pPr>
+        <w:pStyle w:val="FirstParagraph"/>
+      </w:pPr>
       <w:r>
         <w:t xml:space="preserve">holds,</w:t>
       </w:r>
@@ -16780,72 +16892,333 @@
         <w:t xml:space="preserve">|&gt;</w:t>
       </w:r>
       <w:r>
-        <w:rPr>
-          <w:rStyle w:val="NormalTok"/>
-        </w:rPr>
-        <w:t xml:space="preserve"> </w:t>
+        <w:br/>
+      </w:r>
+      <w:r>
+        <w:rPr>
+          <w:rStyle w:val="NormalTok"/>
+        </w:rPr>
+        <w:t xml:space="preserve">  parameters</w:t>
+      </w:r>
+      <w:r>
+        <w:rPr>
+          <w:rStyle w:val="SpecialCharTok"/>
+        </w:rPr>
+        <w:t xml:space="preserve">::</w:t>
       </w:r>
       <w:r>
         <w:rPr>
           <w:rStyle w:val="FunctionTok"/>
         </w:rPr>
-        <w:t xml:space="preserve">summary</w:t>
-      </w:r>
-      <w:r>
-        <w:rPr>
-          <w:rStyle w:val="NormalTok"/>
-        </w:rPr>
-        <w:t xml:space="preserve">()</w:t>
+        <w:t xml:space="preserve">parameters</w:t>
+      </w:r>
+      <w:r>
+        <w:rPr>
+          <w:rStyle w:val="NormalTok"/>
+        </w:rPr>
+        <w:t xml:space="preserve">() </w:t>
+      </w:r>
+      <w:r>
+        <w:rPr>
+          <w:rStyle w:val="SpecialCharTok"/>
+        </w:rPr>
+        <w:t xml:space="preserve">|&gt;</w:t>
       </w:r>
       <w:r>
         <w:br/>
       </w:r>
       <w:r>
         <w:rPr>
-          <w:rStyle w:val="CommentTok"/>
-        </w:rPr>
-        <w:t xml:space="preserve">#&gt;               Df  Sum Sq Mean Sq F value  Pr(&gt;F)    </w:t>
-      </w:r>
-      <w:r>
-        <w:br/>
-      </w:r>
-      <w:r>
-        <w:rPr>
-          <w:rStyle w:val="CommentTok"/>
-        </w:rPr>
-        <w:t xml:space="preserve">#&gt; raceth         2   45919   22959    17.1 4.1e-08 ***</w:t>
-      </w:r>
-      <w:r>
-        <w:br/>
-      </w:r>
-      <w:r>
-        <w:rPr>
-          <w:rStyle w:val="CommentTok"/>
-        </w:rPr>
-        <w:t xml:space="preserve">#&gt; Residuals   2760 3704543    1342                    </w:t>
-      </w:r>
-      <w:r>
-        <w:br/>
-      </w:r>
-      <w:r>
-        <w:rPr>
-          <w:rStyle w:val="CommentTok"/>
-        </w:rPr>
-        <w:t xml:space="preserve">#&gt; ---</w:t>
-      </w:r>
-      <w:r>
-        <w:br/>
-      </w:r>
-      <w:r>
-        <w:rPr>
-          <w:rStyle w:val="CommentTok"/>
-        </w:rPr>
-        <w:t xml:space="preserve">#&gt; Signif. codes:  0 '***' 0.001 '**' 0.01 '*' 0.05 '.' 0.1 ' ' 1</w:t>
+          <w:rStyle w:val="NormalTok"/>
+        </w:rPr>
+        <w:t xml:space="preserve">  parameters</w:t>
+      </w:r>
+      <w:r>
+        <w:rPr>
+          <w:rStyle w:val="SpecialCharTok"/>
+        </w:rPr>
+        <w:t xml:space="preserve">::</w:t>
+      </w:r>
+      <w:r>
+        <w:rPr>
+          <w:rStyle w:val="FunctionTok"/>
+        </w:rPr>
+        <w:t xml:space="preserve">print_md</w:t>
+      </w:r>
+      <w:r>
+        <w:rPr>
+          <w:rStyle w:val="NormalTok"/>
+        </w:rPr>
+        <w:t xml:space="preserve">(</w:t>
+      </w:r>
+      <w:r>
+        <w:rPr>
+          <w:rStyle w:val="AttributeTok"/>
+        </w:rPr>
+        <w:t xml:space="preserve">digits =</w:t>
+      </w:r>
+      <w:r>
+        <w:rPr>
+          <w:rStyle w:val="NormalTok"/>
+        </w:rPr>
+        <w:t xml:space="preserve"> </w:t>
+      </w:r>
+      <w:r>
+        <w:rPr>
+          <w:rStyle w:val="DecValTok"/>
+        </w:rPr>
+        <w:t xml:space="preserve">3</w:t>
+      </w:r>
+      <w:r>
+        <w:rPr>
+          <w:rStyle w:val="NormalTok"/>
+        </w:rPr>
+        <w:t xml:space="preserve">)</w:t>
+      </w:r>
+    </w:p>
+    <w:tbl>
+      <w:tblPr>
+        <w:tblStyle w:val="Table"/>
+        <w:tblW w:type="auto" w:w="0"/>
+        <w:tblLook w:firstRow="1" w:lastRow="0" w:firstColumn="0" w:lastColumn="0" w:noHBand="0" w:noVBand="0" w:val="0020"/>
+      </w:tblPr>
+      <w:tblGrid>
+        <w:gridCol w:w="1320"/>
+        <w:gridCol w:w="1320"/>
+        <w:gridCol w:w="1320"/>
+        <w:gridCol w:w="1320"/>
+        <w:gridCol w:w="1320"/>
+        <w:gridCol w:w="1320"/>
+      </w:tblGrid>
+      <w:tr>
+        <w:trPr>
+          <w:tblHeader w:val="on"/>
+        </w:trPr>
+        <w:tc>
+          <w:tcPr/>
+          <w:p>
+            <w:pPr>
+              <w:pStyle w:val="Compact"/>
+              <w:jc w:val="left"/>
+            </w:pPr>
+            <w:r>
+              <w:t xml:space="preserve">Parameter</w:t>
+            </w:r>
+          </w:p>
+        </w:tc>
+        <w:tc>
+          <w:tcPr/>
+          <w:p>
+            <w:pPr>
+              <w:pStyle w:val="Compact"/>
+              <w:jc w:val="center"/>
+            </w:pPr>
+            <w:r>
+              <w:t xml:space="preserve">Sum_Squares</w:t>
+            </w:r>
+          </w:p>
+        </w:tc>
+        <w:tc>
+          <w:tcPr/>
+          <w:p>
+            <w:pPr>
+              <w:pStyle w:val="Compact"/>
+              <w:jc w:val="center"/>
+            </w:pPr>
+            <w:r>
+              <w:t xml:space="preserve">df</w:t>
+            </w:r>
+          </w:p>
+        </w:tc>
+        <w:tc>
+          <w:tcPr/>
+          <w:p>
+            <w:pPr>
+              <w:pStyle w:val="Compact"/>
+              <w:jc w:val="center"/>
+            </w:pPr>
+            <w:r>
+              <w:t xml:space="preserve">Mean_Square</w:t>
+            </w:r>
+          </w:p>
+        </w:tc>
+        <w:tc>
+          <w:tcPr/>
+          <w:p>
+            <w:pPr>
+              <w:pStyle w:val="Compact"/>
+              <w:jc w:val="center"/>
+            </w:pPr>
+            <w:r>
+              <w:t xml:space="preserve">F</w:t>
+            </w:r>
+          </w:p>
+        </w:tc>
+        <w:tc>
+          <w:tcPr/>
+          <w:p>
+            <w:pPr>
+              <w:pStyle w:val="Compact"/>
+              <w:jc w:val="center"/>
+            </w:pPr>
+            <w:r>
+              <w:t xml:space="preserve">p</w:t>
+            </w:r>
+          </w:p>
+        </w:tc>
+      </w:tr>
+      <w:tr>
+        <w:tc>
+          <w:tcPr/>
+          <w:p>
+            <w:pPr>
+              <w:pStyle w:val="Compact"/>
+              <w:jc w:val="left"/>
+            </w:pPr>
+            <w:r>
+              <w:t xml:space="preserve">raceth</w:t>
+            </w:r>
+          </w:p>
+        </w:tc>
+        <w:tc>
+          <w:tcPr/>
+          <w:p>
+            <w:pPr>
+              <w:pStyle w:val="Compact"/>
+              <w:jc w:val="center"/>
+            </w:pPr>
+            <w:r>
+              <w:t xml:space="preserve">45918.814</w:t>
+            </w:r>
+          </w:p>
+        </w:tc>
+        <w:tc>
+          <w:tcPr/>
+          <w:p>
+            <w:pPr>
+              <w:pStyle w:val="Compact"/>
+              <w:jc w:val="center"/>
+            </w:pPr>
+            <w:r>
+              <w:t xml:space="preserve">2</w:t>
+            </w:r>
+          </w:p>
+        </w:tc>
+        <w:tc>
+          <w:tcPr/>
+          <w:p>
+            <w:pPr>
+              <w:pStyle w:val="Compact"/>
+              <w:jc w:val="center"/>
+            </w:pPr>
+            <w:r>
+              <w:t xml:space="preserve">22959.407</w:t>
+            </w:r>
+          </w:p>
+        </w:tc>
+        <w:tc>
+          <w:tcPr/>
+          <w:p>
+            <w:pPr>
+              <w:pStyle w:val="Compact"/>
+              <w:jc w:val="center"/>
+            </w:pPr>
+            <w:r>
+              <w:t xml:space="preserve">17.105</w:t>
+            </w:r>
+          </w:p>
+        </w:tc>
+        <w:tc>
+          <w:tcPr/>
+          <w:p>
+            <w:pPr>
+              <w:pStyle w:val="Compact"/>
+              <w:jc w:val="center"/>
+            </w:pPr>
+            <w:r>
+              <w:t xml:space="preserve">&lt; .001</w:t>
+            </w:r>
+          </w:p>
+        </w:tc>
+      </w:tr>
+      <w:tr>
+        <w:tc>
+          <w:tcPr/>
+          <w:p>
+            <w:pPr>
+              <w:pStyle w:val="Compact"/>
+              <w:jc w:val="left"/>
+            </w:pPr>
+            <w:r>
+              <w:t xml:space="preserve">Residuals</w:t>
+            </w:r>
+          </w:p>
+        </w:tc>
+        <w:tc>
+          <w:tcPr/>
+          <w:p>
+            <w:pPr>
+              <w:pStyle w:val="Compact"/>
+              <w:jc w:val="center"/>
+            </w:pPr>
+            <w:r>
+              <w:t xml:space="preserve">3.705e+06</w:t>
+            </w:r>
+          </w:p>
+        </w:tc>
+        <w:tc>
+          <w:tcPr/>
+          <w:p>
+            <w:pPr>
+              <w:pStyle w:val="Compact"/>
+              <w:jc w:val="center"/>
+            </w:pPr>
+            <w:r>
+              <w:t xml:space="preserve">2760</w:t>
+            </w:r>
+          </w:p>
+        </w:tc>
+        <w:tc>
+          <w:tcPr/>
+          <w:p>
+            <w:pPr>
+              <w:pStyle w:val="Compact"/>
+              <w:jc w:val="center"/>
+            </w:pPr>
+            <w:r>
+              <w:t xml:space="preserve">1342.226</w:t>
+            </w:r>
+          </w:p>
+        </w:tc>
+        <w:tc>
+          <w:tcPr/>
+          <w:p>
+            <w:pPr>
+              <w:pStyle w:val="Compact"/>
+            </w:pPr>
+          </w:p>
+        </w:tc>
+        <w:tc>
+          <w:tcPr/>
+          <w:p>
+            <w:pPr>
+              <w:pStyle w:val="Compact"/>
+            </w:pPr>
+          </w:p>
+        </w:tc>
+      </w:tr>
+    </w:tbl>
+    <w:p>
+      <w:pPr>
+        <w:pStyle w:val="BodyText"/>
+      </w:pPr>
+      <w:r>
+        <w:t xml:space="preserve">Anova Table (Type 1 tests)</w:t>
       </w:r>
     </w:p>
     <w:p>
       <w:pPr>
-        <w:pStyle w:val="FirstParagraph"/>
+        <w:pStyle w:val="BodyText"/>
       </w:pPr>
       <w:r>
         <w:t xml:space="preserve">The p-value is far below 0.05:</w:t>
@@ -17143,10 +17516,13 @@
         <w:t xml:space="preserve">|&gt;</w:t>
       </w:r>
       <w:r>
-        <w:rPr>
-          <w:rStyle w:val="NormalTok"/>
-        </w:rPr>
-        <w:t xml:space="preserve"> </w:t>
+        <w:br/>
+      </w:r>
+      <w:r>
+        <w:rPr>
+          <w:rStyle w:val="NormalTok"/>
+        </w:rPr>
+        <w:t xml:space="preserve">  </w:t>
       </w:r>
       <w:r>
         <w:rPr>
@@ -17158,57 +17534,358 @@
         <w:rPr>
           <w:rStyle w:val="NormalTok"/>
         </w:rPr>
-        <w:t xml:space="preserve">()</w:t>
+        <w:t xml:space="preserve">() </w:t>
+      </w:r>
+      <w:r>
+        <w:rPr>
+          <w:rStyle w:val="SpecialCharTok"/>
+        </w:rPr>
+        <w:t xml:space="preserve">|&gt;</w:t>
       </w:r>
       <w:r>
         <w:br/>
       </w:r>
       <w:r>
         <w:rPr>
-          <w:rStyle w:val="CommentTok"/>
-        </w:rPr>
-        <w:t xml:space="preserve">#&gt; # A tibble: 2 × 5</w:t>
+          <w:rStyle w:val="NormalTok"/>
+        </w:rPr>
+        <w:t xml:space="preserve">  parameters</w:t>
+      </w:r>
+      <w:r>
+        <w:rPr>
+          <w:rStyle w:val="SpecialCharTok"/>
+        </w:rPr>
+        <w:t xml:space="preserve">::</w:t>
+      </w:r>
+      <w:r>
+        <w:rPr>
+          <w:rStyle w:val="FunctionTok"/>
+        </w:rPr>
+        <w:t xml:space="preserve">parameters</w:t>
+      </w:r>
+      <w:r>
+        <w:rPr>
+          <w:rStyle w:val="NormalTok"/>
+        </w:rPr>
+        <w:t xml:space="preserve">() </w:t>
+      </w:r>
+      <w:r>
+        <w:rPr>
+          <w:rStyle w:val="SpecialCharTok"/>
+        </w:rPr>
+        <w:t xml:space="preserve">|&gt;</w:t>
       </w:r>
       <w:r>
         <w:br/>
       </w:r>
       <w:r>
         <w:rPr>
-          <w:rStyle w:val="CommentTok"/>
-        </w:rPr>
-        <w:t xml:space="preserve">#&gt;      Df `Sum Sq` `Mean Sq` `F value`      `Pr(&gt;F)`</w:t>
-      </w:r>
-      <w:r>
-        <w:br/>
-      </w:r>
-      <w:r>
-        <w:rPr>
-          <w:rStyle w:val="CommentTok"/>
-        </w:rPr>
-        <w:t xml:space="preserve">#&gt;   &lt;int&gt;    &lt;dbl&gt;     &lt;dbl&gt;     &lt;dbl&gt;         &lt;dbl&gt;</w:t>
-      </w:r>
-      <w:r>
-        <w:br/>
-      </w:r>
-      <w:r>
-        <w:rPr>
-          <w:rStyle w:val="CommentTok"/>
-        </w:rPr>
-        <w:t xml:space="preserve">#&gt; 1     2   45919.    22959.      17.1  0.0000000414</w:t>
-      </w:r>
-      <w:r>
-        <w:br/>
-      </w:r>
-      <w:r>
-        <w:rPr>
-          <w:rStyle w:val="CommentTok"/>
-        </w:rPr>
-        <w:t xml:space="preserve">#&gt; 2  2760 3704543.     1342.      NA   NA</w:t>
+          <w:rStyle w:val="NormalTok"/>
+        </w:rPr>
+        <w:t xml:space="preserve">  parameters</w:t>
+      </w:r>
+      <w:r>
+        <w:rPr>
+          <w:rStyle w:val="SpecialCharTok"/>
+        </w:rPr>
+        <w:t xml:space="preserve">::</w:t>
+      </w:r>
+      <w:r>
+        <w:rPr>
+          <w:rStyle w:val="FunctionTok"/>
+        </w:rPr>
+        <w:t xml:space="preserve">print_md</w:t>
+      </w:r>
+      <w:r>
+        <w:rPr>
+          <w:rStyle w:val="NormalTok"/>
+        </w:rPr>
+        <w:t xml:space="preserve">(</w:t>
+      </w:r>
+      <w:r>
+        <w:rPr>
+          <w:rStyle w:val="AttributeTok"/>
+        </w:rPr>
+        <w:t xml:space="preserve">digits =</w:t>
+      </w:r>
+      <w:r>
+        <w:rPr>
+          <w:rStyle w:val="NormalTok"/>
+        </w:rPr>
+        <w:t xml:space="preserve"> </w:t>
+      </w:r>
+      <w:r>
+        <w:rPr>
+          <w:rStyle w:val="DecValTok"/>
+        </w:rPr>
+        <w:t xml:space="preserve">3</w:t>
+      </w:r>
+      <w:r>
+        <w:rPr>
+          <w:rStyle w:val="NormalTok"/>
+        </w:rPr>
+        <w:t xml:space="preserve">, </w:t>
+      </w:r>
+      <w:r>
+        <w:rPr>
+          <w:rStyle w:val="AttributeTok"/>
+        </w:rPr>
+        <w:t xml:space="preserve">footer =</w:t>
+      </w:r>
+      <w:r>
+        <w:rPr>
+          <w:rStyle w:val="NormalTok"/>
+        </w:rPr>
+        <w:t xml:space="preserve"> </w:t>
+      </w:r>
+      <w:r>
+        <w:rPr>
+          <w:rStyle w:val="StringTok"/>
+        </w:rPr>
+        <w:t xml:space="preserve">""</w:t>
+      </w:r>
+      <w:r>
+        <w:rPr>
+          <w:rStyle w:val="NormalTok"/>
+        </w:rPr>
+        <w:t xml:space="preserve">)</w:t>
       </w:r>
     </w:p>
+    <w:tbl>
+      <w:tblPr>
+        <w:tblStyle w:val="Table"/>
+        <w:tblW w:type="auto" w:w="0"/>
+        <w:tblLook w:firstRow="1" w:lastRow="0" w:firstColumn="0" w:lastColumn="0" w:noHBand="0" w:noVBand="0" w:val="0020"/>
+      </w:tblPr>
+      <w:tblGrid>
+        <w:gridCol w:w="1320"/>
+        <w:gridCol w:w="1320"/>
+        <w:gridCol w:w="1320"/>
+        <w:gridCol w:w="1320"/>
+        <w:gridCol w:w="1320"/>
+        <w:gridCol w:w="1320"/>
+      </w:tblGrid>
+      <w:tr>
+        <w:trPr>
+          <w:tblHeader w:val="on"/>
+        </w:trPr>
+        <w:tc>
+          <w:tcPr/>
+          <w:p>
+            <w:pPr>
+              <w:pStyle w:val="Compact"/>
+              <w:jc w:val="left"/>
+            </w:pPr>
+            <w:r>
+              <w:t xml:space="preserve">Parameter</w:t>
+            </w:r>
+          </w:p>
+        </w:tc>
+        <w:tc>
+          <w:tcPr/>
+          <w:p>
+            <w:pPr>
+              <w:pStyle w:val="Compact"/>
+              <w:jc w:val="center"/>
+            </w:pPr>
+            <w:r>
+              <w:t xml:space="preserve">Sum_Squares</w:t>
+            </w:r>
+          </w:p>
+        </w:tc>
+        <w:tc>
+          <w:tcPr/>
+          <w:p>
+            <w:pPr>
+              <w:pStyle w:val="Compact"/>
+              <w:jc w:val="center"/>
+            </w:pPr>
+            <w:r>
+              <w:t xml:space="preserve">df</w:t>
+            </w:r>
+          </w:p>
+        </w:tc>
+        <w:tc>
+          <w:tcPr/>
+          <w:p>
+            <w:pPr>
+              <w:pStyle w:val="Compact"/>
+              <w:jc w:val="center"/>
+            </w:pPr>
+            <w:r>
+              <w:t xml:space="preserve">Mean_Square</w:t>
+            </w:r>
+          </w:p>
+        </w:tc>
+        <w:tc>
+          <w:tcPr/>
+          <w:p>
+            <w:pPr>
+              <w:pStyle w:val="Compact"/>
+              <w:jc w:val="center"/>
+            </w:pPr>
+            <w:r>
+              <w:t xml:space="preserve">F</w:t>
+            </w:r>
+          </w:p>
+        </w:tc>
+        <w:tc>
+          <w:tcPr/>
+          <w:p>
+            <w:pPr>
+              <w:pStyle w:val="Compact"/>
+              <w:jc w:val="center"/>
+            </w:pPr>
+            <w:r>
+              <w:t xml:space="preserve">p</w:t>
+            </w:r>
+          </w:p>
+        </w:tc>
+      </w:tr>
+      <w:tr>
+        <w:tc>
+          <w:tcPr/>
+          <w:p>
+            <w:pPr>
+              <w:pStyle w:val="Compact"/>
+              <w:jc w:val="left"/>
+            </w:pPr>
+            <w:r>
+              <w:t xml:space="preserve">raceth</w:t>
+            </w:r>
+          </w:p>
+        </w:tc>
+        <w:tc>
+          <w:tcPr/>
+          <w:p>
+            <w:pPr>
+              <w:pStyle w:val="Compact"/>
+              <w:jc w:val="center"/>
+            </w:pPr>
+            <w:r>
+              <w:t xml:space="preserve">45918.814</w:t>
+            </w:r>
+          </w:p>
+        </w:tc>
+        <w:tc>
+          <w:tcPr/>
+          <w:p>
+            <w:pPr>
+              <w:pStyle w:val="Compact"/>
+              <w:jc w:val="center"/>
+            </w:pPr>
+            <w:r>
+              <w:t xml:space="preserve">2</w:t>
+            </w:r>
+          </w:p>
+        </w:tc>
+        <w:tc>
+          <w:tcPr/>
+          <w:p>
+            <w:pPr>
+              <w:pStyle w:val="Compact"/>
+              <w:jc w:val="center"/>
+            </w:pPr>
+            <w:r>
+              <w:t xml:space="preserve">22959.407</w:t>
+            </w:r>
+          </w:p>
+        </w:tc>
+        <w:tc>
+          <w:tcPr/>
+          <w:p>
+            <w:pPr>
+              <w:pStyle w:val="Compact"/>
+              <w:jc w:val="center"/>
+            </w:pPr>
+            <w:r>
+              <w:t xml:space="preserve">17.105</w:t>
+            </w:r>
+          </w:p>
+        </w:tc>
+        <w:tc>
+          <w:tcPr/>
+          <w:p>
+            <w:pPr>
+              <w:pStyle w:val="Compact"/>
+              <w:jc w:val="center"/>
+            </w:pPr>
+            <w:r>
+              <w:t xml:space="preserve">&lt; .001</w:t>
+            </w:r>
+          </w:p>
+        </w:tc>
+      </w:tr>
+      <w:tr>
+        <w:tc>
+          <w:tcPr/>
+          <w:p>
+            <w:pPr>
+              <w:pStyle w:val="Compact"/>
+              <w:jc w:val="left"/>
+            </w:pPr>
+            <w:r>
+              <w:t xml:space="preserve">Residuals</w:t>
+            </w:r>
+          </w:p>
+        </w:tc>
+        <w:tc>
+          <w:tcPr/>
+          <w:p>
+            <w:pPr>
+              <w:pStyle w:val="Compact"/>
+              <w:jc w:val="center"/>
+            </w:pPr>
+            <w:r>
+              <w:t xml:space="preserve">3.705e+06</w:t>
+            </w:r>
+          </w:p>
+        </w:tc>
+        <w:tc>
+          <w:tcPr/>
+          <w:p>
+            <w:pPr>
+              <w:pStyle w:val="Compact"/>
+              <w:jc w:val="center"/>
+            </w:pPr>
+            <w:r>
+              <w:t xml:space="preserve">2760</w:t>
+            </w:r>
+          </w:p>
+        </w:tc>
+        <w:tc>
+          <w:tcPr/>
+          <w:p>
+            <w:pPr>
+              <w:pStyle w:val="Compact"/>
+              <w:jc w:val="center"/>
+            </w:pPr>
+            <w:r>
+              <w:t xml:space="preserve">1342.226</w:t>
+            </w:r>
+          </w:p>
+        </w:tc>
+        <w:tc>
+          <w:tcPr/>
+          <w:p>
+            <w:pPr>
+              <w:pStyle w:val="Compact"/>
+            </w:pPr>
+          </w:p>
+        </w:tc>
+        <w:tc>
+          <w:tcPr/>
+          <w:p>
+            <w:pPr>
+              <w:pStyle w:val="Compact"/>
+            </w:pPr>
+          </w:p>
+        </w:tc>
+      </w:tr>
+    </w:tbl>
     <w:p>
       <w:pPr>
-        <w:pStyle w:val="FirstParagraph"/>
+        <w:pStyle w:val="BodyText"/>
       </w:pPr>
       <w:r>
         <w:t xml:space="preserve">With</w:t>
